--- a/03_testy_dokumentacja/egzamin.docx
+++ b/03_testy_dokumentacja/egzamin.docx
@@ -37,7 +37,16 @@
           <w:szCs w:val="24"/>
           <w:lang w:val="en-US"/>
         </w:rPr>
-        <w:t>3E</w:t>
+        <w:t>4</w:t>
+      </w:r>
+      <w:r>
+        <w:rPr>
+          <w:rFonts w:ascii="Times New Roman" w:hAnsi="Times New Roman" w:cs="Times New Roman"/>
+          <w:sz w:val="24"/>
+          <w:szCs w:val="24"/>
+          <w:lang w:val="en-US"/>
+        </w:rPr>
+        <w:t>E</w:t>
       </w:r>
     </w:p>
     <w:p>
@@ -106,7 +115,6 @@
           <w:lang w:val="en-US"/>
         </w:rPr>
       </w:pPr>
-      <w:proofErr w:type="spellStart"/>
       <w:r>
         <w:rPr>
           <w:rFonts w:ascii="Times New Roman" w:hAnsi="Times New Roman" w:cs="Times New Roman"/>
@@ -114,17 +122,7 @@
           <w:szCs w:val="24"/>
           <w:lang w:val="en-US"/>
         </w:rPr>
-        <w:t>Język</w:t>
-      </w:r>
-      <w:proofErr w:type="spellEnd"/>
-      <w:r>
-        <w:rPr>
-          <w:rFonts w:ascii="Times New Roman" w:hAnsi="Times New Roman" w:cs="Times New Roman"/>
-          <w:sz w:val="24"/>
-          <w:szCs w:val="24"/>
-          <w:lang w:val="en-US"/>
-        </w:rPr>
-        <w:t xml:space="preserve"> C#</w:t>
+        <w:t>Język C#</w:t>
       </w:r>
     </w:p>
     <w:tbl>
@@ -1184,7 +1182,7 @@
           <w:szCs w:val="24"/>
         </w:rPr>
         <w:drawing>
-          <wp:inline distT="0" distB="0" distL="0" distR="0" wp14:anchorId="117A9E1E" wp14:editId="24EB6E52">
+          <wp:inline distT="0" distB="0" distL="0" distR="0" wp14:anchorId="117A9E1E" wp14:editId="165444D4">
             <wp:extent cx="5730240" cy="3597529"/>
             <wp:effectExtent l="0" t="0" r="3810" b="3175"/>
             <wp:docPr id="15087594" name="Obraz 2"/>

--- a/03_testy_dokumentacja/egzamin.docx
+++ b/03_testy_dokumentacja/egzamin.docx
@@ -1182,7 +1182,7 @@
           <w:szCs w:val="24"/>
         </w:rPr>
         <w:drawing>
-          <wp:inline distT="0" distB="0" distL="0" distR="0" wp14:anchorId="117A9E1E" wp14:editId="165444D4">
+          <wp:inline distT="0" distB="0" distL="0" distR="0" wp14:anchorId="117A9E1E" wp14:editId="594547D2">
             <wp:extent cx="5730240" cy="3597529"/>
             <wp:effectExtent l="0" t="0" r="3810" b="3175"/>
             <wp:docPr id="15087594" name="Obraz 2"/>
